--- a/简历/中间文件/模板更新-20261003/彭博裕-嵌入式软件工程师-01.docx
+++ b/简历/中间文件/模板更新-20261003/彭博裕-嵌入式软件工程师-01.docx
@@ -644,6 +644,7 @@
         <w:rPr>
           <w:rFonts w:ascii="Arial" w:hAnsi="Arial" w:eastAsia="微软雅黑"/>
           <w:b/>
+          <w:bCs/>
           <w:sz w:val="18"/>
         </w:rPr>
         <w:t>项目职责：</w:t>
@@ -651,7 +652,8 @@
       <w:r>
         <w:rPr>
           <w:rFonts w:ascii="Arial" w:hAnsi="Arial" w:eastAsia="微软雅黑"/>
-          <w:b w:val="0"/>
+          <w:b/>
+          <w:bCs/>
           <w:sz w:val="18"/>
         </w:rPr>
         <w:t>硬件电路设计、软件架构设计与系统开发调试。</w:t>
@@ -884,6 +886,7 @@
         <w:rPr>
           <w:rFonts w:ascii="Arial" w:hAnsi="Arial" w:eastAsia="微软雅黑"/>
           <w:b/>
+          <w:bCs/>
           <w:sz w:val="18"/>
         </w:rPr>
         <w:t>项目职责：</w:t>
@@ -891,7 +894,8 @@
       <w:r>
         <w:rPr>
           <w:rFonts w:ascii="Arial" w:hAnsi="Arial" w:eastAsia="微软雅黑"/>
-          <w:b w:val="0"/>
+          <w:b/>
+          <w:bCs/>
           <w:sz w:val="18"/>
         </w:rPr>
         <w:t>负责AI训练部署、视觉算法、灰度逻辑与人机交互。</w:t>
@@ -1124,6 +1128,7 @@
         <w:rPr>
           <w:rFonts w:ascii="Arial" w:hAnsi="Arial" w:eastAsia="微软雅黑"/>
           <w:b/>
+          <w:bCs/>
           <w:sz w:val="18"/>
         </w:rPr>
         <w:t>项目职责：</w:t>
@@ -1131,7 +1136,8 @@
       <w:r>
         <w:rPr>
           <w:rFonts w:ascii="Arial" w:hAnsi="Arial" w:eastAsia="微软雅黑"/>
-          <w:b w:val="0"/>
+          <w:b/>
+          <w:bCs/>
           <w:sz w:val="18"/>
         </w:rPr>
         <w:t>负责方案选型、软件开发与整板调试。</w:t>
